--- a/docs/RQ1_创新点1_实验结果版9.4.docx
+++ b/docs/RQ1_创新点1_实验结果版9.4.docx
@@ -87,7 +87,13 @@
         <w:t>研究对象：</w:t>
       </w:r>
       <w:r>
-        <w:t xml:space="preserve">Qwen2.5-Omni-3B </w:t>
+        <w:t>Qwen2.5-Omni-3B</w:t>
+      </w:r>
+      <w:r>
+        <w:rPr>
+          <w:rFonts w:hint="eastAsia"/>
+        </w:rPr>
+        <w:t>/7B</w:t>
       </w:r>
       <w:r>
         <w:t>白盒波形</w:t>
@@ -601,37 +607,25 @@
         <w:ind w:firstLine="420"/>
       </w:pPr>
       <w:r>
-        <w:t>原文档已经将研究缺口从</w:t>
+        <w:t>研究缺口为</w:t>
       </w:r>
       <w:r>
         <w:t>“</w:t>
       </w:r>
       <w:r>
-        <w:t>跨层安全状态是否存在</w:t>
+        <w:t>安全状态在模型深度与对抗优化时间两个维度上如何联合演化</w:t>
       </w:r>
       <w:r>
         <w:t>”</w:t>
       </w:r>
       <w:r>
-        <w:t>收窄为</w:t>
-      </w:r>
-      <w:r>
-        <w:t>“</w:t>
-      </w:r>
-      <w:r>
-        <w:t>安全状态在模型深度与对抗优化时间两个维度上如何联合演化</w:t>
-      </w:r>
-      <w:r>
-        <w:t>”</w:t>
-      </w:r>
-      <w:r>
         <w:t>，并明确指出</w:t>
       </w:r>
       <w:r>
         <w:t xml:space="preserve"> Layer × Attack Iteration </w:t>
       </w:r>
       <w:r>
-        <w:t>才是第一阶段应研究的完整状态空间。该判断应继续保留；需要修改的是对</w:t>
+        <w:t>是第一阶段应研究的完整状态空间。该判断应继续保留；需要修改的是对</w:t>
       </w:r>
       <w:r>
         <w:t xml:space="preserve"> H/R </w:t>
@@ -721,520 +715,6 @@
         <w:t>作为需要由数据回答的可检验问题。</w:t>
       </w:r>
     </w:p>
-    <w:p>
-      <w:pPr>
-        <w:pStyle w:val="21"/>
-      </w:pPr>
-      <w:r>
-        <w:lastRenderedPageBreak/>
-        <w:t xml:space="preserve">1.1 </w:t>
-      </w:r>
-      <w:r>
-        <w:t>旧表述与新表述的关键差异</w:t>
-      </w:r>
-    </w:p>
-    <w:tbl>
-      <w:tblPr>
-        <w:tblStyle w:val="aff1"/>
-        <w:tblW w:w="0" w:type="auto"/>
-        <w:jc w:val="center"/>
-        <w:tblLook w:val="04A0" w:firstRow="1" w:lastRow="0" w:firstColumn="1" w:lastColumn="0" w:noHBand="0" w:noVBand="1"/>
-      </w:tblPr>
-      <w:tblGrid>
-        <w:gridCol w:w="1701"/>
-        <w:gridCol w:w="2835"/>
-        <w:gridCol w:w="4535"/>
-      </w:tblGrid>
-      <w:tr>
-        <w:trPr>
-          <w:jc w:val="center"/>
-        </w:trPr>
-        <w:tc>
-          <w:tcPr>
-            <w:tcW w:w="1701" w:type="dxa"/>
-            <w:shd w:val="clear" w:color="auto" w:fill="D9EAF7"/>
-            <w:vAlign w:val="center"/>
-          </w:tcPr>
-          <w:p>
-            <w:pPr>
-              <w:spacing w:line="276" w:lineRule="auto"/>
-              <w:jc w:val="center"/>
-            </w:pPr>
-            <w:r>
-              <w:rPr>
-                <w:b/>
-                <w:sz w:val="18"/>
-              </w:rPr>
-              <w:t>项目</w:t>
-            </w:r>
-          </w:p>
-        </w:tc>
-        <w:tc>
-          <w:tcPr>
-            <w:tcW w:w="2835" w:type="dxa"/>
-            <w:shd w:val="clear" w:color="auto" w:fill="D9EAF7"/>
-            <w:vAlign w:val="center"/>
-          </w:tcPr>
-          <w:p>
-            <w:pPr>
-              <w:spacing w:line="276" w:lineRule="auto"/>
-              <w:jc w:val="center"/>
-            </w:pPr>
-            <w:r>
-              <w:rPr>
-                <w:b/>
-                <w:sz w:val="18"/>
-              </w:rPr>
-              <w:t>旧版倾向</w:t>
-            </w:r>
-          </w:p>
-        </w:tc>
-        <w:tc>
-          <w:tcPr>
-            <w:tcW w:w="4535" w:type="dxa"/>
-            <w:shd w:val="clear" w:color="auto" w:fill="D9EAF7"/>
-            <w:vAlign w:val="center"/>
-          </w:tcPr>
-          <w:p>
-            <w:pPr>
-              <w:spacing w:line="276" w:lineRule="auto"/>
-              <w:jc w:val="center"/>
-            </w:pPr>
-            <w:r>
-              <w:rPr>
-                <w:b/>
-                <w:sz w:val="18"/>
-              </w:rPr>
-              <w:t>当前结果要求的新版</w:t>
-            </w:r>
-          </w:p>
-        </w:tc>
-      </w:tr>
-      <w:tr>
-        <w:trPr>
-          <w:jc w:val="center"/>
-        </w:trPr>
-        <w:tc>
-          <w:tcPr>
-            <w:tcW w:w="1701" w:type="dxa"/>
-            <w:vAlign w:val="center"/>
-          </w:tcPr>
-          <w:p>
-            <w:pPr>
-              <w:spacing w:line="276" w:lineRule="auto"/>
-            </w:pPr>
-            <w:r>
-              <w:rPr>
-                <w:sz w:val="17"/>
-              </w:rPr>
-              <w:t xml:space="preserve">H </w:t>
-            </w:r>
-            <w:r>
-              <w:rPr>
-                <w:sz w:val="17"/>
-              </w:rPr>
-              <w:t>的假设</w:t>
-            </w:r>
-          </w:p>
-        </w:tc>
-        <w:tc>
-          <w:tcPr>
-            <w:tcW w:w="2835" w:type="dxa"/>
-            <w:vAlign w:val="center"/>
-          </w:tcPr>
-          <w:p>
-            <w:pPr>
-              <w:spacing w:line="276" w:lineRule="auto"/>
-            </w:pPr>
-            <w:r>
-              <w:rPr>
-                <w:sz w:val="17"/>
-              </w:rPr>
-              <w:t>H≈stable</w:t>
-            </w:r>
-          </w:p>
-        </w:tc>
-        <w:tc>
-          <w:tcPr>
-            <w:tcW w:w="4535" w:type="dxa"/>
-            <w:vAlign w:val="center"/>
-          </w:tcPr>
-          <w:p>
-            <w:pPr>
-              <w:spacing w:line="276" w:lineRule="auto"/>
-            </w:pPr>
-            <w:r>
-              <w:rPr>
-                <w:sz w:val="17"/>
-              </w:rPr>
-              <w:t xml:space="preserve">H </w:t>
-            </w:r>
-            <w:r>
-              <w:rPr>
-                <w:sz w:val="17"/>
-              </w:rPr>
-              <w:t>不应预设稳定；检验</w:t>
-            </w:r>
-            <w:r>
-              <w:rPr>
-                <w:sz w:val="17"/>
-              </w:rPr>
-              <w:t>“</w:t>
-            </w:r>
-            <w:r>
-              <w:rPr>
-                <w:sz w:val="17"/>
-              </w:rPr>
-              <w:t>是否被削弱</w:t>
-            </w:r>
-            <w:r>
-              <w:rPr>
-                <w:sz w:val="17"/>
-              </w:rPr>
-              <w:t>”</w:t>
-            </w:r>
-            <w:r>
-              <w:rPr>
-                <w:sz w:val="17"/>
-              </w:rPr>
-              <w:t>。当前结果为</w:t>
-            </w:r>
-            <w:r>
-              <w:rPr>
-                <w:sz w:val="17"/>
-              </w:rPr>
-              <w:t xml:space="preserve"> H preserved/strengthened → saturation</w:t>
-            </w:r>
-          </w:p>
-        </w:tc>
-      </w:tr>
-      <w:tr>
-        <w:trPr>
-          <w:jc w:val="center"/>
-        </w:trPr>
-        <w:tc>
-          <w:tcPr>
-            <w:tcW w:w="1701" w:type="dxa"/>
-            <w:vAlign w:val="center"/>
-          </w:tcPr>
-          <w:p>
-            <w:pPr>
-              <w:spacing w:line="276" w:lineRule="auto"/>
-            </w:pPr>
-            <w:r>
-              <w:rPr>
-                <w:sz w:val="17"/>
-              </w:rPr>
-              <w:t xml:space="preserve">R </w:t>
-            </w:r>
-            <w:r>
-              <w:rPr>
-                <w:sz w:val="17"/>
-              </w:rPr>
-              <w:t>的假设</w:t>
-            </w:r>
-          </w:p>
-        </w:tc>
-        <w:tc>
-          <w:tcPr>
-            <w:tcW w:w="2835" w:type="dxa"/>
-            <w:vAlign w:val="center"/>
-          </w:tcPr>
-          <w:p>
-            <w:pPr>
-              <w:spacing w:line="276" w:lineRule="auto"/>
-            </w:pPr>
-            <w:r>
-              <w:rPr>
-                <w:sz w:val="17"/>
-              </w:rPr>
-              <w:t>R↓</w:t>
-            </w:r>
-          </w:p>
-        </w:tc>
-        <w:tc>
-          <w:tcPr>
-            <w:tcW w:w="4535" w:type="dxa"/>
-            <w:vAlign w:val="center"/>
-          </w:tcPr>
-          <w:p>
-            <w:pPr>
-              <w:spacing w:line="276" w:lineRule="auto"/>
-            </w:pPr>
-            <w:r>
-              <w:rPr>
-                <w:sz w:val="17"/>
-              </w:rPr>
-              <w:t>保留：检验</w:t>
-            </w:r>
-            <w:r>
-              <w:rPr>
-                <w:sz w:val="17"/>
-              </w:rPr>
-              <w:t xml:space="preserve"> R </w:t>
-            </w:r>
-            <w:r>
-              <w:rPr>
-                <w:sz w:val="17"/>
-              </w:rPr>
-              <w:t>是否随</w:t>
-            </w:r>
-            <w:r>
-              <w:rPr>
-                <w:sz w:val="17"/>
-              </w:rPr>
-              <w:t xml:space="preserve"> PGD </w:t>
-            </w:r>
-            <w:r>
-              <w:rPr>
-                <w:sz w:val="17"/>
-              </w:rPr>
-              <w:t>系统性衰减；当前结果强支持</w:t>
-            </w:r>
-          </w:p>
-        </w:tc>
-      </w:tr>
-      <w:tr>
-        <w:trPr>
-          <w:jc w:val="center"/>
-        </w:trPr>
-        <w:tc>
-          <w:tcPr>
-            <w:tcW w:w="1701" w:type="dxa"/>
-            <w:vAlign w:val="center"/>
-          </w:tcPr>
-          <w:p>
-            <w:pPr>
-              <w:spacing w:line="276" w:lineRule="auto"/>
-            </w:pPr>
-            <w:r>
-              <w:rPr>
-                <w:sz w:val="17"/>
-              </w:rPr>
-              <w:t>核心现象</w:t>
-            </w:r>
-          </w:p>
-        </w:tc>
-        <w:tc>
-          <w:tcPr>
-            <w:tcW w:w="2835" w:type="dxa"/>
-            <w:vAlign w:val="center"/>
-          </w:tcPr>
-          <w:p>
-            <w:pPr>
-              <w:spacing w:line="276" w:lineRule="auto"/>
-            </w:pPr>
-            <w:r>
-              <w:rPr>
-                <w:sz w:val="17"/>
-              </w:rPr>
-              <w:t>H stable / R down</w:t>
-            </w:r>
-          </w:p>
-        </w:tc>
-        <w:tc>
-          <w:tcPr>
-            <w:tcW w:w="4535" w:type="dxa"/>
-            <w:vAlign w:val="center"/>
-          </w:tcPr>
-          <w:p>
-            <w:pPr>
-              <w:spacing w:line="276" w:lineRule="auto"/>
-            </w:pPr>
-            <w:r>
-              <w:rPr>
-                <w:sz w:val="17"/>
-              </w:rPr>
-              <w:t>H/R optimization-time dissociation</w:t>
-            </w:r>
-            <w:r>
-              <w:rPr>
-                <w:sz w:val="17"/>
-              </w:rPr>
-              <w:t>；重点量化</w:t>
-            </w:r>
-            <w:r>
-              <w:rPr>
-                <w:sz w:val="17"/>
-              </w:rPr>
-              <w:t xml:space="preserve"> H−R gap</w:t>
-            </w:r>
-          </w:p>
-        </w:tc>
-      </w:tr>
-      <w:tr>
-        <w:trPr>
-          <w:jc w:val="center"/>
-        </w:trPr>
-        <w:tc>
-          <w:tcPr>
-            <w:tcW w:w="1701" w:type="dxa"/>
-            <w:vAlign w:val="center"/>
-          </w:tcPr>
-          <w:p>
-            <w:pPr>
-              <w:spacing w:line="276" w:lineRule="auto"/>
-            </w:pPr>
-            <w:r>
-              <w:rPr>
-                <w:sz w:val="17"/>
-              </w:rPr>
-              <w:t>行为解释</w:t>
-            </w:r>
-          </w:p>
-        </w:tc>
-        <w:tc>
-          <w:tcPr>
-            <w:tcW w:w="2835" w:type="dxa"/>
-            <w:vAlign w:val="center"/>
-          </w:tcPr>
-          <w:p>
-            <w:pPr>
-              <w:spacing w:line="276" w:lineRule="auto"/>
-            </w:pPr>
-            <w:r>
-              <w:rPr>
-                <w:sz w:val="17"/>
-              </w:rPr>
-              <w:t>仍识别有害性但拒答崩塌</w:t>
-            </w:r>
-          </w:p>
-        </w:tc>
-        <w:tc>
-          <w:tcPr>
-            <w:tcW w:w="4535" w:type="dxa"/>
-            <w:vAlign w:val="center"/>
-          </w:tcPr>
-          <w:p>
-            <w:pPr>
-              <w:spacing w:line="276" w:lineRule="auto"/>
-            </w:pPr>
-            <w:r>
-              <w:rPr>
-                <w:sz w:val="17"/>
-              </w:rPr>
-              <w:t>改为</w:t>
-            </w:r>
-            <w:r>
-              <w:rPr>
-                <w:sz w:val="17"/>
-              </w:rPr>
-              <w:t xml:space="preserve">“harmfulness-related representation </w:t>
-            </w:r>
-            <w:r>
-              <w:rPr>
-                <w:sz w:val="17"/>
-              </w:rPr>
-              <w:t>保留，而</w:t>
-            </w:r>
-            <w:r>
-              <w:rPr>
-                <w:sz w:val="17"/>
-              </w:rPr>
-              <w:t xml:space="preserve"> refusal-related state </w:t>
-            </w:r>
-            <w:r>
-              <w:rPr>
-                <w:sz w:val="17"/>
-              </w:rPr>
-              <w:t>衰减并与行为失守相关</w:t>
-            </w:r>
-            <w:r>
-              <w:rPr>
-                <w:sz w:val="17"/>
-              </w:rPr>
-              <w:t>”</w:t>
-            </w:r>
-          </w:p>
-        </w:tc>
-      </w:tr>
-      <w:tr>
-        <w:trPr>
-          <w:jc w:val="center"/>
-        </w:trPr>
-        <w:tc>
-          <w:tcPr>
-            <w:tcW w:w="1701" w:type="dxa"/>
-            <w:vAlign w:val="center"/>
-          </w:tcPr>
-          <w:p>
-            <w:pPr>
-              <w:spacing w:line="276" w:lineRule="auto"/>
-            </w:pPr>
-            <w:r>
-              <w:rPr>
-                <w:sz w:val="17"/>
-              </w:rPr>
-              <w:t>因果边界</w:t>
-            </w:r>
-          </w:p>
-        </w:tc>
-        <w:tc>
-          <w:tcPr>
-            <w:tcW w:w="2835" w:type="dxa"/>
-            <w:vAlign w:val="center"/>
-          </w:tcPr>
-          <w:p>
-            <w:pPr>
-              <w:spacing w:line="276" w:lineRule="auto"/>
-            </w:pPr>
-            <w:r>
-              <w:rPr>
-                <w:sz w:val="17"/>
-              </w:rPr>
-              <w:t>容易滑向</w:t>
-            </w:r>
-            <w:r>
-              <w:rPr>
-                <w:sz w:val="17"/>
-              </w:rPr>
-              <w:t>“</w:t>
-            </w:r>
-            <w:r>
-              <w:rPr>
-                <w:sz w:val="17"/>
-              </w:rPr>
-              <w:t>机制导致</w:t>
-            </w:r>
-            <w:r>
-              <w:rPr>
-                <w:sz w:val="17"/>
-              </w:rPr>
-              <w:t>”</w:t>
-            </w:r>
-          </w:p>
-        </w:tc>
-        <w:tc>
-          <w:tcPr>
-            <w:tcW w:w="4535" w:type="dxa"/>
-            <w:vAlign w:val="center"/>
-          </w:tcPr>
-          <w:p>
-            <w:pPr>
-              <w:spacing w:line="276" w:lineRule="auto"/>
-            </w:pPr>
-            <w:r>
-              <w:rPr>
-                <w:sz w:val="17"/>
-              </w:rPr>
-              <w:t xml:space="preserve">Stage 1 </w:t>
-            </w:r>
-            <w:r>
-              <w:rPr>
-                <w:sz w:val="17"/>
-              </w:rPr>
-              <w:t>只建立表征和时间关联；因果留给</w:t>
-            </w:r>
-            <w:r>
-              <w:rPr>
-                <w:sz w:val="17"/>
-              </w:rPr>
-              <w:t xml:space="preserve"> activation patching</w:t>
-            </w:r>
-          </w:p>
-        </w:tc>
-      </w:tr>
-    </w:tbl>
     <w:p>
       <w:pPr>
         <w:spacing w:after="20"/>
@@ -1721,13 +1201,8 @@
         </w:rPr>
       </w:pPr>
       <w:r>
+        <w:lastRenderedPageBreak/>
         <w:t xml:space="preserve">3 </w:t>
-      </w:r>
-      <w:r>
-        <w:rPr>
-          <w:rFonts w:hint="eastAsia"/>
-        </w:rPr>
-        <w:t>修订后的</w:t>
       </w:r>
       <w:r>
         <w:rPr>
@@ -2371,10 +1846,11 @@
       </w:r>
       <w:r>
         <w:rPr>
+          <w:rFonts w:hint="eastAsia"/>
           <w:b w:val="0"/>
           <w:bCs w:val="0"/>
         </w:rPr>
-        <w:t xml:space="preserve"> </w:t>
+        <w:t>创新点</w:t>
       </w:r>
       <w:r>
         <w:rPr>
@@ -2382,81 +1858,66 @@
           <w:b w:val="0"/>
           <w:bCs w:val="0"/>
         </w:rPr>
-        <w:t>修订后的</w:t>
-      </w:r>
-      <w:r>
-        <w:rPr>
-          <w:rFonts w:hint="eastAsia"/>
+        <w:t>1</w:t>
+      </w:r>
+    </w:p>
+    <w:p>
+      <w:pPr>
+        <w:pStyle w:val="21"/>
+        <w:rPr>
           <w:b w:val="0"/>
           <w:bCs w:val="0"/>
         </w:rPr>
-        <w:t>创新点</w:t>
-      </w:r>
-      <w:r>
-        <w:rPr>
-          <w:rFonts w:hint="eastAsia"/>
+      </w:pPr>
+      <w:r>
+        <w:rPr>
           <w:b w:val="0"/>
           <w:bCs w:val="0"/>
         </w:rPr>
+        <w:t xml:space="preserve">4.1 </w:t>
+      </w:r>
+      <w:r>
+        <w:rPr>
+          <w:b w:val="0"/>
+          <w:bCs w:val="0"/>
+        </w:rPr>
+        <w:t>创新点</w:t>
+      </w:r>
+      <w:r>
+        <w:rPr>
+          <w:rFonts w:hint="eastAsia"/>
+          <w:b w:val="0"/>
+          <w:bCs w:val="0"/>
+        </w:rPr>
         <w:t>1</w:t>
+      </w:r>
+      <w:r>
+        <w:rPr>
+          <w:b w:val="0"/>
+          <w:bCs w:val="0"/>
+        </w:rPr>
+        <w:t>名称</w:t>
       </w:r>
     </w:p>
     <w:p>
       <w:pPr>
-        <w:pStyle w:val="21"/>
-        <w:rPr>
-          <w:b w:val="0"/>
-          <w:bCs w:val="0"/>
-        </w:rPr>
-      </w:pPr>
-      <w:r>
-        <w:rPr>
-          <w:b w:val="0"/>
-          <w:bCs w:val="0"/>
-        </w:rPr>
-        <w:t xml:space="preserve">4.1 </w:t>
-      </w:r>
-      <w:r>
-        <w:rPr>
-          <w:b w:val="0"/>
-          <w:bCs w:val="0"/>
-        </w:rPr>
-        <w:t>创新点</w:t>
-      </w:r>
-      <w:r>
-        <w:rPr>
-          <w:rFonts w:hint="eastAsia"/>
-          <w:b w:val="0"/>
-          <w:bCs w:val="0"/>
-        </w:rPr>
-        <w:t>1</w:t>
-      </w:r>
-      <w:r>
-        <w:rPr>
-          <w:b w:val="0"/>
-          <w:bCs w:val="0"/>
-        </w:rPr>
-        <w:t>名称</w:t>
+        <w:spacing w:after="160"/>
+      </w:pPr>
+      <w:r>
+        <w:rPr>
+          <w:b/>
+          <w:sz w:val="26"/>
+        </w:rPr>
+        <w:t>Optimization-Time Harmfulness–Refusal Safety-State Dissociation Analysis</w:t>
       </w:r>
     </w:p>
     <w:p>
       <w:pPr>
-        <w:spacing w:after="160"/>
-      </w:pPr>
-      <w:r>
-        <w:rPr>
-          <w:b/>
-          <w:sz w:val="26"/>
-        </w:rPr>
-        <w:t>Optimization-Time Harmfulness–Refusal Safety-State Dissociation Analysis</w:t>
-      </w:r>
-    </w:p>
-    <w:p>
-      <w:pPr>
         <w:spacing w:after="40"/>
         <w:ind w:firstLine="420"/>
       </w:pPr>
       <w:r>
+        <w:lastRenderedPageBreak/>
         <w:t>中文可表述为</w:t>
       </w:r>
       <w:r>
@@ -3917,6 +3378,7 @@
         <w:pStyle w:val="21"/>
       </w:pPr>
       <w:r>
+        <w:lastRenderedPageBreak/>
         <w:t>5.</w:t>
       </w:r>
       <w:r>
@@ -5207,6 +4669,7 @@
           <w:rFonts w:ascii="Cambria Math" w:eastAsia="Cambria Math" w:hAnsi="Cambria Math" w:cs="Cambria Math"/>
           <w:i/>
         </w:rPr>
+        <w:lastRenderedPageBreak/>
         <w:t>score ~ state_type × C(layer) × progress + (1 | pair_id)</w:t>
       </w:r>
     </w:p>
@@ -6419,6 +5882,7 @@
               <w:spacing w:after="200"/>
             </w:pPr>
             <w:r>
+              <w:lastRenderedPageBreak/>
               <w:t xml:space="preserve">20 pair </w:t>
             </w:r>
             <w:r>
@@ -7729,6 +7193,7 @@
         <w:rPr>
           <w:rFonts w:hint="eastAsia"/>
         </w:rPr>
+        <w:lastRenderedPageBreak/>
         <w:t xml:space="preserve">2. </w:t>
       </w:r>
       <w:r>
@@ -9099,6 +8564,7 @@
         <w:ind w:firstLine="420"/>
       </w:pPr>
       <w:r>
+        <w:lastRenderedPageBreak/>
         <w:t xml:space="preserve">H </w:t>
       </w:r>
       <w:r>
@@ -10859,6 +10325,7 @@
         <w:ind w:firstLine="420"/>
       </w:pPr>
       <w:r>
+        <w:lastRenderedPageBreak/>
         <w:t>采用</w:t>
       </w:r>
       <w:r>
@@ -12597,6 +12064,7 @@
         <w:rPr>
           <w:rFonts w:hint="eastAsia"/>
         </w:rPr>
+        <w:lastRenderedPageBreak/>
         <w:t>分别得到</w:t>
       </w:r>
       <w:r>
@@ -13793,7 +13261,14 @@
         <w:rPr>
           <w:rFonts w:ascii="宋体" w:hAnsi="宋体" w:cs="宋体" w:hint="eastAsia"/>
         </w:rPr>
-        <w:t>本身并不能直接证明</w:t>
+        <w:t>本</w:t>
+      </w:r>
+      <w:r>
+        <w:rPr>
+          <w:rFonts w:ascii="宋体" w:hAnsi="宋体" w:cs="宋体" w:hint="eastAsia"/>
+        </w:rPr>
+        <w:lastRenderedPageBreak/>
+        <w:t>身并不能直接证明</w:t>
       </w:r>
       <w:r>
         <w:rPr>
@@ -16609,6 +16084,7 @@
         <w:rPr>
           <w:rFonts w:ascii="宋体" w:hAnsi="宋体" w:cs="宋体" w:hint="eastAsia"/>
         </w:rPr>
+        <w:lastRenderedPageBreak/>
         <w:t>表示该</w:t>
       </w:r>
       <w:r>
@@ -17640,6 +17116,7 @@
         <w:rPr>
           <w:rFonts w:ascii="Noto Sans CJK SC" w:eastAsia="Noto Sans CJK SC" w:hAnsi="Noto Sans CJK SC"/>
         </w:rPr>
+        <w:lastRenderedPageBreak/>
         <w:t>optimization-time trajectory</w:t>
       </w:r>
       <w:r>
@@ -18733,6 +18210,7 @@
         <w:rPr>
           <w:rFonts w:ascii="宋体" w:hAnsi="宋体" w:cs="宋体" w:hint="eastAsia"/>
         </w:rPr>
+        <w:lastRenderedPageBreak/>
         <w:t>第二项检验：</w:t>
       </w:r>
     </w:p>
@@ -19385,6 +18863,7 @@
             <w:rPr>
               <w:rFonts w:ascii="Cambria Math" w:hAnsi="Cambria Math"/>
             </w:rPr>
+            <w:lastRenderedPageBreak/>
             <m:t>p</m:t>
           </m:r>
           <m:r>
@@ -21585,6 +21064,7 @@
         <w:pStyle w:val="21"/>
       </w:pPr>
       <w:r>
+        <w:lastRenderedPageBreak/>
         <w:t>8.3 R</w:t>
       </w:r>
       <w:r>
@@ -22870,6 +22350,7 @@
         <w:pStyle w:val="21"/>
       </w:pPr>
       <w:r>
+        <w:lastRenderedPageBreak/>
         <w:t xml:space="preserve">8.8 </w:t>
       </w:r>
       <w:r>
@@ -23373,6 +22854,7 @@
               <w:rPr>
                 <w:noProof/>
               </w:rPr>
+              <w:lastRenderedPageBreak/>
               <w:drawing>
                 <wp:inline distT="0" distB="0" distL="0" distR="0" wp14:anchorId="328FBCC6" wp14:editId="4F49C6AE">
                   <wp:extent cx="2788920" cy="2501642"/>
@@ -24108,6 +23590,7 @@
         <w:rPr>
           <w:rFonts w:hint="eastAsia"/>
         </w:rPr>
+        <w:lastRenderedPageBreak/>
         <w:t>右图：</w:t>
       </w:r>
       <w:r>
@@ -24542,6 +24025,35 @@
         <w:rPr>
           <w:rFonts w:hint="eastAsia"/>
         </w:rPr>
+        <w:t>两个横坐标是</w:t>
+      </w:r>
+      <w:r>
+        <w:rPr>
+          <w:rFonts w:hint="eastAsia"/>
+        </w:rPr>
+        <w:t>归一化后的攻击进度</w:t>
+      </w:r>
+      <w:r>
+        <w:rPr>
+          <w:rFonts w:hint="eastAsia"/>
+        </w:rPr>
+        <w:t>，</w:t>
+      </w:r>
+      <w:r>
+        <w:rPr>
+          <w:rFonts w:hint="eastAsia"/>
+        </w:rPr>
+        <w:t>每一条曲线对应一个网络层。</w:t>
+      </w:r>
+    </w:p>
+    <w:p>
+      <w:pPr>
+        <w:spacing w:before="40" w:after="120"/>
+      </w:pPr>
+      <w:r>
+        <w:rPr>
+          <w:rFonts w:hint="eastAsia"/>
+        </w:rPr>
         <w:t>左图：</w:t>
       </w:r>
       <w:r>
@@ -24856,79 +24368,67 @@
         <w:rPr>
           <w:rFonts w:hint="eastAsia"/>
         </w:rPr>
-        <w:t>左图：</w:t>
-      </w:r>
-      <w:r>
-        <w:rPr>
-          <w:rFonts w:hint="eastAsia"/>
-        </w:rPr>
-        <w:t xml:space="preserve">H </w:t>
-      </w:r>
-      <w:r>
-        <w:rPr>
-          <w:rFonts w:hint="eastAsia"/>
-        </w:rPr>
-        <w:t>在</w:t>
-      </w:r>
-      <w:r>
-        <w:rPr>
-          <w:rFonts w:hint="eastAsia"/>
-        </w:rPr>
-        <w:t xml:space="preserve"> middle </w:t>
-      </w:r>
-      <w:r>
-        <w:rPr>
-          <w:rFonts w:hint="eastAsia"/>
-        </w:rPr>
-        <w:t>和</w:t>
-      </w:r>
-      <w:r>
-        <w:rPr>
-          <w:rFonts w:hint="eastAsia"/>
-        </w:rPr>
-        <w:t xml:space="preserve"> late </w:t>
-      </w:r>
-      <w:r>
-        <w:rPr>
-          <w:rFonts w:hint="eastAsia"/>
-        </w:rPr>
-        <w:t>已经几乎没有剩余动态，所以真正值得研究的是</w:t>
-      </w:r>
-      <w:r>
-        <w:rPr>
-          <w:rFonts w:hint="eastAsia"/>
-        </w:rPr>
-        <w:t xml:space="preserve"> early transition</w:t>
-      </w:r>
-      <w:r>
-        <w:rPr>
-          <w:rFonts w:hint="eastAsia"/>
-        </w:rPr>
-        <w:t>，而不是把</w:t>
-      </w:r>
-      <w:r>
-        <w:rPr>
-          <w:rFonts w:hint="eastAsia"/>
-        </w:rPr>
-        <w:t xml:space="preserve"> 100 </w:t>
-      </w:r>
-      <w:r>
-        <w:rPr>
-          <w:rFonts w:hint="eastAsia"/>
-        </w:rPr>
-        <w:t>个</w:t>
-      </w:r>
-      <w:r>
-        <w:rPr>
-          <w:rFonts w:hint="eastAsia"/>
-        </w:rPr>
-        <w:t xml:space="preserve"> step </w:t>
-      </w:r>
-      <w:r>
-        <w:rPr>
-          <w:rFonts w:hint="eastAsia"/>
-        </w:rPr>
-        <w:t>当成完全均匀的过程。</w:t>
+        <w:t>在攻击的早期、中期、后期，各层的平均</w:t>
+      </w:r>
+      <w:r>
+        <w:rPr>
+          <w:rFonts w:hint="eastAsia"/>
+        </w:rPr>
+        <w:t xml:space="preserve"> H/R </w:t>
+      </w:r>
+      <w:r>
+        <w:rPr>
+          <w:rFonts w:hint="eastAsia"/>
+        </w:rPr>
+        <w:t>是什么样？</w:t>
+      </w:r>
+      <w:r>
+        <w:rPr>
+          <w:rFonts w:hint="eastAsia"/>
+        </w:rPr>
+        <w:t>蓝色点上下长长的线就是：</w:t>
+      </w:r>
+      <w:r>
+        <w:rPr>
+          <w:rFonts w:hint="eastAsia"/>
+        </w:rPr>
+        <w:t xml:space="preserve">95% </w:t>
+      </w:r>
+      <w:r>
+        <w:rPr>
+          <w:rFonts w:hint="eastAsia"/>
+        </w:rPr>
+        <w:t>自助重采样置信区间</w:t>
+      </w:r>
+      <w:r>
+        <w:rPr>
+          <w:rFonts w:hint="eastAsia"/>
+        </w:rPr>
+        <w:t>,</w:t>
+      </w:r>
+      <w:r>
+        <w:rPr>
+          <w:rFonts w:hint="eastAsia"/>
+        </w:rPr>
+        <w:t xml:space="preserve"> </w:t>
+      </w:r>
+      <w:r>
+        <w:rPr>
+          <w:rFonts w:hint="eastAsia"/>
+        </w:rPr>
+        <w:t>反映不同测试</w:t>
+      </w:r>
+      <w:r>
+        <w:rPr>
+          <w:rFonts w:hint="eastAsia"/>
+        </w:rPr>
+        <w:t xml:space="preserve"> pair </w:t>
+      </w:r>
+      <w:r>
+        <w:rPr>
+          <w:rFonts w:hint="eastAsia"/>
+        </w:rPr>
+        <w:t>之间存在的不确定性。</w:t>
       </w:r>
     </w:p>
     <w:p>
@@ -24939,6 +24439,90 @@
         <w:rPr>
           <w:rFonts w:hint="eastAsia"/>
         </w:rPr>
+        <w:t>左图：</w:t>
+      </w:r>
+      <w:r>
+        <w:rPr>
+          <w:rFonts w:hint="eastAsia"/>
+        </w:rPr>
+        <w:t xml:space="preserve">H </w:t>
+      </w:r>
+      <w:r>
+        <w:rPr>
+          <w:rFonts w:hint="eastAsia"/>
+        </w:rPr>
+        <w:t>在</w:t>
+      </w:r>
+      <w:r>
+        <w:rPr>
+          <w:rFonts w:hint="eastAsia"/>
+        </w:rPr>
+        <w:t xml:space="preserve"> middle </w:t>
+      </w:r>
+      <w:r>
+        <w:rPr>
+          <w:rFonts w:hint="eastAsia"/>
+        </w:rPr>
+        <w:t>和</w:t>
+      </w:r>
+      <w:r>
+        <w:rPr>
+          <w:rFonts w:hint="eastAsia"/>
+        </w:rPr>
+        <w:t xml:space="preserve"> late </w:t>
+      </w:r>
+      <w:r>
+        <w:rPr>
+          <w:rFonts w:hint="eastAsia"/>
+        </w:rPr>
+        <w:t>已经几乎没有剩余动态，所以真正值得研究的是</w:t>
+      </w:r>
+      <w:r>
+        <w:rPr>
+          <w:rFonts w:hint="eastAsia"/>
+        </w:rPr>
+        <w:t xml:space="preserve"> early transition</w:t>
+      </w:r>
+      <w:r>
+        <w:rPr>
+          <w:rFonts w:hint="eastAsia"/>
+        </w:rPr>
+        <w:t>，而不是把</w:t>
+      </w:r>
+      <w:r>
+        <w:rPr>
+          <w:rFonts w:hint="eastAsia"/>
+        </w:rPr>
+        <w:t xml:space="preserve"> 100 </w:t>
+      </w:r>
+      <w:r>
+        <w:rPr>
+          <w:rFonts w:hint="eastAsia"/>
+        </w:rPr>
+        <w:t>个</w:t>
+      </w:r>
+      <w:r>
+        <w:rPr>
+          <w:rFonts w:hint="eastAsia"/>
+        </w:rPr>
+        <w:t xml:space="preserve"> step </w:t>
+      </w:r>
+      <w:r>
+        <w:rPr>
+          <w:rFonts w:hint="eastAsia"/>
+        </w:rPr>
+        <w:t>当成完全均匀的过程。</w:t>
+      </w:r>
+    </w:p>
+    <w:p>
+      <w:pPr>
+        <w:spacing w:before="40" w:after="120"/>
+      </w:pPr>
+      <w:r>
+        <w:rPr>
+          <w:rFonts w:hint="eastAsia"/>
+        </w:rPr>
+        <w:lastRenderedPageBreak/>
         <w:t>右图：</w:t>
       </w:r>
       <w:r>
@@ -24965,6 +24549,642 @@
         </w:rPr>
         <w:t>阶段完成</w:t>
       </w:r>
+    </w:p>
+    <w:p>
+      <w:pPr>
+        <w:spacing w:before="40" w:after="120"/>
+      </w:pPr>
+    </w:p>
+    <w:tbl>
+      <w:tblPr>
+        <w:tblStyle w:val="aff1"/>
+        <w:tblW w:w="9747" w:type="dxa"/>
+        <w:tblLook w:val="04A0" w:firstRow="1" w:lastRow="0" w:firstColumn="1" w:lastColumn="0" w:noHBand="0" w:noVBand="1"/>
+      </w:tblPr>
+      <w:tblGrid>
+        <w:gridCol w:w="1809"/>
+        <w:gridCol w:w="2703"/>
+        <w:gridCol w:w="3534"/>
+        <w:gridCol w:w="1701"/>
+      </w:tblGrid>
+      <w:tr>
+        <w:tc>
+          <w:tcPr>
+            <w:tcW w:w="1809" w:type="dxa"/>
+            <w:hideMark/>
+          </w:tcPr>
+          <w:p>
+            <w:pPr>
+              <w:spacing w:before="40" w:after="120"/>
+              <w:rPr>
+                <w:b/>
+                <w:bCs/>
+              </w:rPr>
+            </w:pPr>
+            <w:r>
+              <w:rPr>
+                <w:b/>
+                <w:bCs/>
+              </w:rPr>
+              <w:t>指标</w:t>
+            </w:r>
+          </w:p>
+        </w:tc>
+        <w:tc>
+          <w:tcPr>
+            <w:tcW w:w="2703" w:type="dxa"/>
+            <w:hideMark/>
+          </w:tcPr>
+          <w:p>
+            <w:pPr>
+              <w:spacing w:before="40" w:after="120"/>
+              <w:rPr>
+                <w:b/>
+                <w:bCs/>
+              </w:rPr>
+            </w:pPr>
+            <w:r>
+              <w:rPr>
+                <w:b/>
+                <w:bCs/>
+              </w:rPr>
+              <w:t>3B</w:t>
+            </w:r>
+          </w:p>
+        </w:tc>
+        <w:tc>
+          <w:tcPr>
+            <w:tcW w:w="3534" w:type="dxa"/>
+            <w:hideMark/>
+          </w:tcPr>
+          <w:p>
+            <w:pPr>
+              <w:spacing w:before="40" w:after="120"/>
+              <w:rPr>
+                <w:b/>
+                <w:bCs/>
+              </w:rPr>
+            </w:pPr>
+            <w:r>
+              <w:rPr>
+                <w:b/>
+                <w:bCs/>
+              </w:rPr>
+              <w:t>7B</w:t>
+            </w:r>
+          </w:p>
+        </w:tc>
+        <w:tc>
+          <w:tcPr>
+            <w:tcW w:w="1701" w:type="dxa"/>
+            <w:hideMark/>
+          </w:tcPr>
+          <w:p>
+            <w:pPr>
+              <w:spacing w:before="40" w:after="120"/>
+              <w:rPr>
+                <w:b/>
+                <w:bCs/>
+              </w:rPr>
+            </w:pPr>
+            <w:r>
+              <w:rPr>
+                <w:b/>
+                <w:bCs/>
+              </w:rPr>
+              <w:t>判断</w:t>
+            </w:r>
+          </w:p>
+        </w:tc>
+      </w:tr>
+      <w:tr>
+        <w:trPr>
+          <w:trHeight w:val="595"/>
+        </w:trPr>
+        <w:tc>
+          <w:tcPr>
+            <w:tcW w:w="1809" w:type="dxa"/>
+            <w:hideMark/>
+          </w:tcPr>
+          <w:p>
+            <w:pPr>
+              <w:spacing w:before="40" w:after="120"/>
+            </w:pPr>
+            <w:r>
+              <w:t>Held-out pair</w:t>
+            </w:r>
+          </w:p>
+        </w:tc>
+        <w:tc>
+          <w:tcPr>
+            <w:tcW w:w="2703" w:type="dxa"/>
+            <w:hideMark/>
+          </w:tcPr>
+          <w:p>
+            <w:pPr>
+              <w:spacing w:before="40" w:after="120"/>
+            </w:pPr>
+            <w:r>
+              <w:t>20</w:t>
+            </w:r>
+          </w:p>
+        </w:tc>
+        <w:tc>
+          <w:tcPr>
+            <w:tcW w:w="3534" w:type="dxa"/>
+            <w:hideMark/>
+          </w:tcPr>
+          <w:p>
+            <w:pPr>
+              <w:spacing w:before="40" w:after="120"/>
+            </w:pPr>
+            <w:r>
+              <w:t>20</w:t>
+            </w:r>
+            <w:r>
+              <w:t>，且</w:t>
+            </w:r>
+            <w:r>
+              <w:t xml:space="preserve"> pair </w:t>
+            </w:r>
+            <w:r>
+              <w:t>集合与顺序完全相同</w:t>
+            </w:r>
+          </w:p>
+        </w:tc>
+        <w:tc>
+          <w:tcPr>
+            <w:tcW w:w="1701" w:type="dxa"/>
+            <w:hideMark/>
+          </w:tcPr>
+          <w:p>
+            <w:pPr>
+              <w:spacing w:before="40" w:after="120"/>
+            </w:pPr>
+            <w:r>
+              <w:t>可比</w:t>
+            </w:r>
+          </w:p>
+        </w:tc>
+      </w:tr>
+      <w:tr>
+        <w:tc>
+          <w:tcPr>
+            <w:tcW w:w="1809" w:type="dxa"/>
+            <w:hideMark/>
+          </w:tcPr>
+          <w:p>
+            <w:pPr>
+              <w:spacing w:before="40" w:after="120"/>
+            </w:pPr>
+            <w:r>
+              <w:t xml:space="preserve">H_probe </w:t>
+            </w:r>
+            <w:r>
+              <w:t>正斜率</w:t>
+            </w:r>
+          </w:p>
+        </w:tc>
+        <w:tc>
+          <w:tcPr>
+            <w:tcW w:w="2703" w:type="dxa"/>
+            <w:hideMark/>
+          </w:tcPr>
+          <w:p>
+            <w:pPr>
+              <w:spacing w:before="40" w:after="120"/>
+            </w:pPr>
+            <w:r>
+              <w:t>36/36</w:t>
+            </w:r>
+            <w:r>
+              <w:t>，</w:t>
+            </w:r>
+            <w:r>
+              <w:t xml:space="preserve">FDR </w:t>
+            </w:r>
+            <w:r>
+              <w:t>显著</w:t>
+            </w:r>
+            <w:r>
+              <w:t xml:space="preserve"> 15 </w:t>
+            </w:r>
+            <w:r>
+              <w:t>层</w:t>
+            </w:r>
+          </w:p>
+        </w:tc>
+        <w:tc>
+          <w:tcPr>
+            <w:tcW w:w="3534" w:type="dxa"/>
+            <w:hideMark/>
+          </w:tcPr>
+          <w:p>
+            <w:pPr>
+              <w:spacing w:before="40" w:after="120"/>
+            </w:pPr>
+            <w:r>
+              <w:t>28/28</w:t>
+            </w:r>
+            <w:r>
+              <w:t>，</w:t>
+            </w:r>
+            <w:r>
+              <w:t xml:space="preserve">FDR </w:t>
+            </w:r>
+            <w:r>
+              <w:t>显著</w:t>
+            </w:r>
+            <w:r>
+              <w:t xml:space="preserve"> 15 </w:t>
+            </w:r>
+            <w:r>
+              <w:t>层</w:t>
+            </w:r>
+          </w:p>
+        </w:tc>
+        <w:tc>
+          <w:tcPr>
+            <w:tcW w:w="1701" w:type="dxa"/>
+            <w:hideMark/>
+          </w:tcPr>
+          <w:p>
+            <w:pPr>
+              <w:spacing w:before="40" w:after="120"/>
+            </w:pPr>
+            <w:r>
+              <w:t>一致</w:t>
+            </w:r>
+          </w:p>
+        </w:tc>
+      </w:tr>
+      <w:tr>
+        <w:tc>
+          <w:tcPr>
+            <w:tcW w:w="1809" w:type="dxa"/>
+            <w:hideMark/>
+          </w:tcPr>
+          <w:p>
+            <w:pPr>
+              <w:spacing w:before="40" w:after="120"/>
+            </w:pPr>
+            <w:r>
+              <w:t xml:space="preserve">R_probe </w:t>
+            </w:r>
+            <w:r>
+              <w:t>负斜率</w:t>
+            </w:r>
+          </w:p>
+        </w:tc>
+        <w:tc>
+          <w:tcPr>
+            <w:tcW w:w="2703" w:type="dxa"/>
+            <w:hideMark/>
+          </w:tcPr>
+          <w:p>
+            <w:pPr>
+              <w:spacing w:before="40" w:after="120"/>
+            </w:pPr>
+            <w:r>
+              <w:t>36/36</w:t>
+            </w:r>
+            <w:r>
+              <w:t>，全部</w:t>
+            </w:r>
+            <w:r>
+              <w:t xml:space="preserve"> FDR </w:t>
+            </w:r>
+            <w:r>
+              <w:t>显著</w:t>
+            </w:r>
+          </w:p>
+        </w:tc>
+        <w:tc>
+          <w:tcPr>
+            <w:tcW w:w="3534" w:type="dxa"/>
+            <w:hideMark/>
+          </w:tcPr>
+          <w:p>
+            <w:pPr>
+              <w:spacing w:before="40" w:after="120"/>
+            </w:pPr>
+            <w:r>
+              <w:t>28/28</w:t>
+            </w:r>
+            <w:r>
+              <w:t>，全部</w:t>
+            </w:r>
+            <w:r>
+              <w:t xml:space="preserve"> FDR </w:t>
+            </w:r>
+            <w:r>
+              <w:t>显著</w:t>
+            </w:r>
+          </w:p>
+        </w:tc>
+        <w:tc>
+          <w:tcPr>
+            <w:tcW w:w="1701" w:type="dxa"/>
+            <w:hideMark/>
+          </w:tcPr>
+          <w:p>
+            <w:pPr>
+              <w:spacing w:before="40" w:after="120"/>
+            </w:pPr>
+            <w:r>
+              <w:t>一致</w:t>
+            </w:r>
+          </w:p>
+        </w:tc>
+      </w:tr>
+      <w:tr>
+        <w:tc>
+          <w:tcPr>
+            <w:tcW w:w="1809" w:type="dxa"/>
+            <w:hideMark/>
+          </w:tcPr>
+          <w:p>
+            <w:pPr>
+              <w:spacing w:before="40" w:after="120"/>
+            </w:pPr>
+            <w:r>
+              <w:t xml:space="preserve">H-R gap </w:t>
+            </w:r>
+            <w:r>
+              <w:t>正斜率</w:t>
+            </w:r>
+          </w:p>
+        </w:tc>
+        <w:tc>
+          <w:tcPr>
+            <w:tcW w:w="2703" w:type="dxa"/>
+            <w:hideMark/>
+          </w:tcPr>
+          <w:p>
+            <w:pPr>
+              <w:spacing w:before="40" w:after="120"/>
+            </w:pPr>
+            <w:r>
+              <w:t>36/36</w:t>
+            </w:r>
+            <w:r>
+              <w:t>，全部显著</w:t>
+            </w:r>
+          </w:p>
+        </w:tc>
+        <w:tc>
+          <w:tcPr>
+            <w:tcW w:w="3534" w:type="dxa"/>
+            <w:hideMark/>
+          </w:tcPr>
+          <w:p>
+            <w:pPr>
+              <w:spacing w:before="40" w:after="120"/>
+            </w:pPr>
+            <w:r>
+              <w:t>28/28</w:t>
+            </w:r>
+            <w:r>
+              <w:t>，全部显著</w:t>
+            </w:r>
+          </w:p>
+        </w:tc>
+        <w:tc>
+          <w:tcPr>
+            <w:tcW w:w="1701" w:type="dxa"/>
+            <w:hideMark/>
+          </w:tcPr>
+          <w:p>
+            <w:pPr>
+              <w:spacing w:before="40" w:after="120"/>
+            </w:pPr>
+            <w:r>
+              <w:t>一致</w:t>
+            </w:r>
+          </w:p>
+        </w:tc>
+      </w:tr>
+      <w:tr>
+        <w:tc>
+          <w:tcPr>
+            <w:tcW w:w="1809" w:type="dxa"/>
+            <w:hideMark/>
+          </w:tcPr>
+          <w:p>
+            <w:pPr>
+              <w:spacing w:before="40" w:after="120"/>
+            </w:pPr>
+            <w:r>
+              <w:t>H/R OOF AUROC</w:t>
+            </w:r>
+          </w:p>
+        </w:tc>
+        <w:tc>
+          <w:tcPr>
+            <w:tcW w:w="2703" w:type="dxa"/>
+            <w:hideMark/>
+          </w:tcPr>
+          <w:p>
+            <w:pPr>
+              <w:spacing w:before="40" w:after="120"/>
+            </w:pPr>
+            <w:r>
+              <w:t>H=.963</w:t>
+            </w:r>
+            <w:r>
+              <w:t>，</w:t>
+            </w:r>
+            <w:r>
+              <w:t>R=.959</w:t>
+            </w:r>
+          </w:p>
+        </w:tc>
+        <w:tc>
+          <w:tcPr>
+            <w:tcW w:w="3534" w:type="dxa"/>
+            <w:hideMark/>
+          </w:tcPr>
+          <w:p>
+            <w:pPr>
+              <w:spacing w:before="40" w:after="120"/>
+            </w:pPr>
+            <w:r>
+              <w:t>H=.965</w:t>
+            </w:r>
+            <w:r>
+              <w:t>，</w:t>
+            </w:r>
+            <w:r>
+              <w:t>R=.964</w:t>
+            </w:r>
+          </w:p>
+        </w:tc>
+        <w:tc>
+          <w:tcPr>
+            <w:tcW w:w="1701" w:type="dxa"/>
+            <w:hideMark/>
+          </w:tcPr>
+          <w:p>
+            <w:pPr>
+              <w:spacing w:before="40" w:after="120"/>
+            </w:pPr>
+            <w:r>
+              <w:t>测量质量相当</w:t>
+            </w:r>
+          </w:p>
+        </w:tc>
+      </w:tr>
+      <w:tr>
+        <w:tc>
+          <w:tcPr>
+            <w:tcW w:w="1809" w:type="dxa"/>
+            <w:hideMark/>
+          </w:tcPr>
+          <w:p>
+            <w:pPr>
+              <w:spacing w:before="40" w:after="120"/>
+            </w:pPr>
+            <w:r>
+              <w:t>攻击</w:t>
+            </w:r>
+            <w:r>
+              <w:t xml:space="preserve"> loss </w:t>
+            </w:r>
+            <w:r>
+              <w:t>降幅</w:t>
+            </w:r>
+          </w:p>
+        </w:tc>
+        <w:tc>
+          <w:tcPr>
+            <w:tcW w:w="2703" w:type="dxa"/>
+            <w:hideMark/>
+          </w:tcPr>
+          <w:p>
+            <w:pPr>
+              <w:spacing w:before="40" w:after="120"/>
+            </w:pPr>
+            <w:r>
+              <w:t>44.9%</w:t>
+            </w:r>
+          </w:p>
+        </w:tc>
+        <w:tc>
+          <w:tcPr>
+            <w:tcW w:w="3534" w:type="dxa"/>
+            <w:hideMark/>
+          </w:tcPr>
+          <w:p>
+            <w:pPr>
+              <w:spacing w:before="40" w:after="120"/>
+            </w:pPr>
+            <w:r>
+              <w:t>43.0%</w:t>
+            </w:r>
+          </w:p>
+        </w:tc>
+        <w:tc>
+          <w:tcPr>
+            <w:tcW w:w="1701" w:type="dxa"/>
+            <w:hideMark/>
+          </w:tcPr>
+          <w:p>
+            <w:pPr>
+              <w:spacing w:before="40" w:after="120"/>
+            </w:pPr>
+            <w:r>
+              <w:t>攻击优化强度相近</w:t>
+            </w:r>
+          </w:p>
+        </w:tc>
+      </w:tr>
+      <w:tr>
+        <w:tc>
+          <w:tcPr>
+            <w:tcW w:w="1809" w:type="dxa"/>
+            <w:hideMark/>
+          </w:tcPr>
+          <w:p>
+            <w:pPr>
+              <w:spacing w:before="40" w:after="120"/>
+            </w:pPr>
+            <w:r>
+              <w:t xml:space="preserve">loss </w:t>
+            </w:r>
+            <w:r>
+              <w:t>与</w:t>
+            </w:r>
+            <w:r>
+              <w:t xml:space="preserve"> H/R </w:t>
+            </w:r>
+            <w:r>
+              <w:t>的</w:t>
+            </w:r>
+            <w:r>
+              <w:t xml:space="preserve"> Spearman</w:t>
+            </w:r>
+          </w:p>
+        </w:tc>
+        <w:tc>
+          <w:tcPr>
+            <w:tcW w:w="2703" w:type="dxa"/>
+            <w:hideMark/>
+          </w:tcPr>
+          <w:p>
+            <w:pPr>
+              <w:spacing w:before="40" w:after="120"/>
+            </w:pPr>
+            <w:r>
+              <w:t>H=-.517</w:t>
+            </w:r>
+            <w:r>
+              <w:t>，</w:t>
+            </w:r>
+            <w:r>
+              <w:t>R=.517</w:t>
+            </w:r>
+          </w:p>
+        </w:tc>
+        <w:tc>
+          <w:tcPr>
+            <w:tcW w:w="3534" w:type="dxa"/>
+            <w:hideMark/>
+          </w:tcPr>
+          <w:p>
+            <w:pPr>
+              <w:spacing w:before="40" w:after="120"/>
+            </w:pPr>
+            <w:r>
+              <w:t>H=-.509</w:t>
+            </w:r>
+            <w:r>
+              <w:t>，</w:t>
+            </w:r>
+            <w:r>
+              <w:t>R=.512</w:t>
+            </w:r>
+          </w:p>
+        </w:tc>
+        <w:tc>
+          <w:tcPr>
+            <w:tcW w:w="1701" w:type="dxa"/>
+            <w:hideMark/>
+          </w:tcPr>
+          <w:p>
+            <w:pPr>
+              <w:spacing w:before="40" w:after="120"/>
+            </w:pPr>
+            <w:r>
+              <w:t>几乎一致</w:t>
+            </w:r>
+          </w:p>
+        </w:tc>
+      </w:tr>
+    </w:tbl>
+    <w:p>
+      <w:pPr>
+        <w:spacing w:before="40" w:after="120"/>
+      </w:pPr>
     </w:p>
     <w:p>
       <w:pPr>
@@ -25973,6 +26193,7 @@
         <w:pStyle w:val="1"/>
       </w:pPr>
       <w:r>
+        <w:lastRenderedPageBreak/>
         <w:t xml:space="preserve">11 </w:t>
       </w:r>
       <w:r>
@@ -27081,6 +27302,7 @@
         <w:pStyle w:val="1"/>
       </w:pPr>
       <w:r>
+        <w:lastRenderedPageBreak/>
         <w:t xml:space="preserve">12 </w:t>
       </w:r>
       <w:r>
@@ -27402,6 +27624,7 @@
         <w:pStyle w:val="21"/>
       </w:pPr>
       <w:r>
+        <w:lastRenderedPageBreak/>
         <w:t xml:space="preserve">13.3 </w:t>
       </w:r>
       <w:r>
@@ -28568,6 +28791,7 @@
           <w:rFonts w:ascii="Consolas" w:eastAsia="等线" w:hAnsi="Consolas" w:cs="Consolas"/>
           <w:sz w:val="17"/>
         </w:rPr>
+        <w:lastRenderedPageBreak/>
         <w:t>MPLBACKEND=Agg \</w:t>
       </w:r>
       <w:r>
